--- a/data/docs/HiZenCare_HIFin_Investor_IR.docx
+++ b/data/docs/HiZenCare_HIFin_Investor_IR.docx
@@ -180,7 +180,7 @@
                 <w:b w:val="0"/>
                 <w:sz w:val="21"/>
               </w:rPr>
-              <w:t>10억원 (Seed / Pre-Series A)</w:t>
+              <w:t>10억원 (최종 목표)</w:t>
             </w:r>
           </w:p>
         </w:tc>
@@ -507,7 +507,7 @@
                 <w:b w:val="0"/>
                 <w:sz w:val="18"/>
               </w:rPr>
-              <w:t>10억원 (Seed / Pre-Series A)</w:t>
+              <w:t>10억원 (최종 목표 · Seed / Pre-Series A)</w:t>
             </w:r>
           </w:p>
         </w:tc>
@@ -1721,6 +1721,20 @@
     </w:p>
     <w:p>
       <w:pPr>
+        <w:spacing w:after="60" w:line="307" w:lineRule="auto"/>
+      </w:pPr>
+      <w:r>
+        <w:rPr>
+          <w:rFonts w:ascii="맑은 고딕" w:hAnsi="맑은 고딕" w:eastAsia="맑은 고딕"/>
+          <w:b/>
+          <w:color w:val="16345E"/>
+          <w:sz w:val="20"/>
+        </w:rPr>
+        <w:t>목표 회원 획득비(CAC) 5,000원 이하 — 무료 후크와 B2B 제휴 유입으로 순수 앱마케팅(1인당 수만 원) 대비 대폭 절감.</w:t>
+      </w:r>
+    </w:p>
+    <w:p>
+      <w:pPr>
         <w:spacing w:before="120" w:after="40"/>
       </w:pPr>
       <w:r>
@@ -1730,7 +1744,7 @@
           <w:color w:val="16345E"/>
           <w:sz w:val="22"/>
         </w:rPr>
-        <w:t>강력한 회원 확보 후크 (낮은 CAC)</w:t>
+        <w:t>강력한 회원 확보 후크 (CAC 5,000원 이하)</w:t>
       </w:r>
     </w:p>
     <w:p>
@@ -1890,7 +1904,7 @@
           <w:color w:val="16345E"/>
           <w:sz w:val="22"/>
         </w:rPr>
-        <w:t>채널 전략 — 순수 앱마케팅 의존 탈피</w:t>
+        <w:t>채널 전략 — 순수 앱마케팅 의존 탈피 (CAC 5,000원 이하 유지)</w:t>
       </w:r>
     </w:p>
     <w:p>
@@ -1913,6 +1927,28 @@
           <w:sz w:val="20"/>
         </w:rPr>
         <w:t>검진·병원 B2B 제휴, 기업복지·단체검진, 보험 조회 유틸 훅, 건강 리워드 바이럴로 회원 과반 확보</w:t>
+      </w:r>
+    </w:p>
+    <w:p>
+      <w:pPr>
+        <w:spacing w:after="40" w:line="300" w:lineRule="auto"/>
+        <w:ind w:left="283"/>
+      </w:pPr>
+      <w:r>
+        <w:rPr>
+          <w:rFonts w:ascii="맑은 고딕" w:hAnsi="맑은 고딕" w:eastAsia="맑은 고딕"/>
+          <w:b/>
+          <w:color w:val="F97316"/>
+          <w:sz w:val="20"/>
+        </w:rPr>
+        <w:t xml:space="preserve">• </w:t>
+      </w:r>
+      <w:r>
+        <w:rPr>
+          <w:rFonts w:ascii="맑은 고딕" w:hAnsi="맑은 고딕" w:eastAsia="맑은 고딕"/>
+          <w:sz w:val="20"/>
+        </w:rPr>
+        <w:t>무료 검진보험·리포트라는 고가치 후크로 전환율↑ → 유료 광고 의존을 낮춰 CAC를 5,000원 이하로 관리</w:t>
       </w:r>
     </w:p>
     <w:p>
@@ -4302,7 +4338,7 @@
           <w:b/>
           <w:sz w:val="20"/>
         </w:rPr>
-        <w:t>총 10억원 유치 — 향후 12~18개월 실회원 론칭 및 초기 성장에 투입.</w:t>
+        <w:t>총 10억원(최종 목표) 유치 — 향후 12~18개월 실회원 론칭 및 초기 성장에 투입. 회원 획득비(CAC) 5,000원 이하 전략으로 마케팅 자금의 회원 전환 효율 극대화.</w:t>
       </w:r>
     </w:p>
     <w:tbl>

--- a/data/docs/HiZenCare_HIFin_Investor_IR.docx
+++ b/data/docs/HiZenCare_HIFin_Investor_IR.docx
@@ -384,7 +384,7 @@
           <w:rFonts w:ascii="맑은 고딕" w:hAnsi="맑은 고딕" w:eastAsia="맑은 고딕"/>
           <w:sz w:val="20"/>
         </w:rPr>
-        <w:t>실손의료보험 손해율 만성 적자(2024년 116%대) — ‘사후·과잉’에서 ‘예방·데이터 기반’으로 전환 요구</w:t>
+        <w:t>검진은 급증하나 사후 관리는 부재 — 조기 발견을 건강 개선·의료비 절감으로 잇는 ‘검진 후 케어’ 수요 급증</w:t>
       </w:r>
     </w:p>
     <w:p>
@@ -642,7 +642,7 @@
           <w:color w:val="16345E"/>
           <w:sz w:val="28"/>
         </w:rPr>
-        <w:t>우리가 푸는 문제</w:t>
+        <w:t>우리가 푸는 문제 — 검진은 하지만, 그 이후가 없다</w:t>
       </w:r>
     </w:p>
     <w:p>
@@ -664,7 +664,7 @@
           <w:rFonts w:ascii="맑은 고딕" w:hAnsi="맑은 고딕" w:eastAsia="맑은 고딕"/>
           <w:sz w:val="20"/>
         </w:rPr>
-        <w:t>실손보험의 구조적 적자 — 손해율 116%대, 비급여 과잉진료·의료쇼핑으로 ‘아픈 뒤 많이 쓴 사람’에게 보상하는 사후 구조</w:t>
+        <w:t>검진 후 건강관리 공백 — 매년 수천만 건의 건강검진이 이뤄지지만, 검진 이후 예방활동·치료 안내·지속 관리로 이어지는 개인 맞춤 사후 조치가 사실상 없음(결과지 발급 후 종료)</w:t>
       </w:r>
     </w:p>
     <w:p>
@@ -686,7 +686,29 @@
           <w:rFonts w:ascii="맑은 고딕" w:hAnsi="맑은 고딕" w:eastAsia="맑은 고딕"/>
           <w:sz w:val="20"/>
         </w:rPr>
-        <w:t>검진데이터의 단절 — 매년 수천만 건의 검진 결과가 건강관리·소비·보험으로 연결되지 못하고 사장됨</w:t>
+        <w:t>‘위험은 알지만 관리는 안 되는’ 단절 — 이상 소견이 나와도 무엇을·어떻게 예방·치료·관리해야 하는지 안내가 없고, 예방(식단·영양·운동)·치료 안내(진료과·병원 연계)·지속 관리(재검·추적)가 흩어져 자동화되지 않음</w:t>
+      </w:r>
+    </w:p>
+    <w:p>
+      <w:pPr>
+        <w:spacing w:after="40" w:line="300" w:lineRule="auto"/>
+        <w:ind w:left="283"/>
+      </w:pPr>
+      <w:r>
+        <w:rPr>
+          <w:rFonts w:ascii="맑은 고딕" w:hAnsi="맑은 고딕" w:eastAsia="맑은 고딕"/>
+          <w:b/>
+          <w:color w:val="F97316"/>
+          <w:sz w:val="20"/>
+        </w:rPr>
+        <w:t xml:space="preserve">• </w:t>
+      </w:r>
+      <w:r>
+        <w:rPr>
+          <w:rFonts w:ascii="맑은 고딕" w:hAnsi="맑은 고딕" w:eastAsia="맑은 고딕"/>
+          <w:sz w:val="20"/>
+        </w:rPr>
+        <w:t>검진데이터의 단절 — 검진 결과가 건강관리·소비·보험으로 연결되지 못하고 사장됨</w:t>
       </w:r>
     </w:p>
     <w:p>
